--- a/docs/Eva_Space_Юридическая_карта_ООО_ИТ-статус_риски.docx
+++ b/docs/Eva_Space_Юридическая_карта_ООО_ИТ-статус_риски.docx
@@ -5116,7 +5116,7 @@
                 <w:sz w:val="19"/>
                 <w:szCs w:val="19"/>
               </w:rPr>
-              <w:t xml:space="preserve">15% в пределах единой предельной базы (2 979 000 ₽ на человека в 2026 г.), 7,6% сверх базы (обычный тариф 30% / 15,1%)</w:t>
+              <w:t xml:space="preserve">15% в пределах единой предельной базы (2 979 000 ₽ на человека в 2026 г.), 7,6% сверх базы (обычный тариф 30% / 15,1%). Общий пониженный тариф для МСП с 2026 г. оставлен только приоритетным отраслям (расп. № 4125-р); ИТ-ОКВЭД в перечень не входит, поэтому без аккредитации тариф 30%</w:t>
             </w:r>
           </w:p>
         </w:tc>
@@ -5143,7 +5143,7 @@
                 <w:sz w:val="19"/>
                 <w:szCs w:val="19"/>
               </w:rPr>
-              <w:t xml:space="preserve">Да, если пройден 70%-тест. Экономия ≈ 15 п.п. фонда оплаты труда</w:t>
+              <w:t xml:space="preserve">Да, если пройден 70%-тест. Экономия ≈ 15 п.п. фонда оплаты труда — единственная льгота, дающая деньги на УСН</w:t>
             </w:r>
           </w:p>
         </w:tc>
@@ -5551,12 +5551,11 @@
             <w:r>
               <w:rPr>
                 <w:rFonts w:ascii="Calibri" w:cs="Calibri" w:eastAsia="Calibri" w:hAnsi="Calibri"/>
-                <w:b w:val="false"/>
-                <w:bCs w:val="false"/>
-                <w:sz w:val="19"/>
-                <w:szCs w:val="19"/>
-              </w:rPr>
-              <w:t xml:space="preserve">Действует</w:t>
+                <w:color w:val="C0392B"/>
+                <w:sz w:val="19"/>
+                <w:szCs w:val="19"/>
+              </w:rPr>
+              <w:t xml:space="preserve">Не действует: освобождение от неналоговых проверок закончилось в конце 2025 г.</w:t>
             </w:r>
           </w:p>
         </w:tc>
@@ -5583,7 +5582,7 @@
                 <w:sz w:val="19"/>
                 <w:szCs w:val="19"/>
               </w:rPr>
-              <w:t xml:space="preserve">Да</w:t>
+              <w:t xml:space="preserve">Нет</w:t>
             </w:r>
           </w:p>
         </w:tc>
@@ -5764,7 +5763,25 @@
           <w:sz w:val="22"/>
           <w:szCs w:val="22"/>
         </w:rPr>
-        <w:t xml:space="preserve">выручки по бухгалтерской отчётности (с 2026 года считается от выручки, а не от доходов).</w:t>
+        <w:t xml:space="preserve">выручки по бухгалтерской отчётности (с 2026 года считается от выручки, а не от доходов). </w:t>
+      </w:r>
+      <w:r>
+        <w:rPr>
+          <w:rFonts w:ascii="Calibri" w:cs="Calibri" w:eastAsia="Calibri" w:hAnsi="Calibri"/>
+          <w:b/>
+          <w:bCs/>
+          <w:sz w:val="22"/>
+          <w:szCs w:val="22"/>
+        </w:rPr>
+        <w:t xml:space="preserve">Внимание: </w:t>
+      </w:r>
+      <w:r>
+        <w:rPr>
+          <w:rFonts w:ascii="Calibri" w:cs="Calibri" w:eastAsia="Calibri" w:hAnsi="Calibri"/>
+          <w:sz w:val="22"/>
+          <w:szCs w:val="22"/>
+        </w:rPr>
+        <w:t xml:space="preserve">30% — условие самого статуса, а 70% (п. 5 ст. 427 НК) — условие льгот по взносам и прибыли. Это разные пороги и разные перечни: статус можно сохранить, а льготу потерять.</w:t>
       </w:r>
     </w:p>
     <w:p>
@@ -6901,7 +6918,7 @@
           <w:sz w:val="22"/>
           <w:szCs w:val="22"/>
         </w:rPr>
-        <w:t xml:space="preserve">При модели «всё в одном ООО» доля профильных доходов будет зависеть от соотношения подписки и всего остального. Если маркет, мероприятия и комиссии с экспертов дадут больше 30% выручки — льготы теряются за весь расчётный период, а доначисления по взносам придут с пенями. Отсюда рекомендация обсудить с юристом двухкомпонентную структуру.</w:t>
+        <w:t xml:space="preserve">Расчёты, сценарии и сроки по этому разделу вынесены в отдельный документ «План по налоговому статусу». При модели «всё в одном ООО» доля профильных доходов будет зависеть от соотношения подписки и всего остального. Если маркет, мероприятия и комиссии с экспертов дадут больше 30% выручки — льготы теряются за весь расчётный период, а доначисления по взносам придут с пенями. Отсюда рекомендация обсудить с юристом двухкомпонентную структуру.</w:t>
       </w:r>
     </w:p>
     <w:p>
@@ -7697,7 +7714,7 @@
                 <w:sz w:val="19"/>
                 <w:szCs w:val="19"/>
               </w:rPr>
-              <w:t xml:space="preserve">Не платится, пока доход за год ≤ 20 млн ₽ (2026), далее 5%/7% без вычетов или 22% с вычетами. Порог снижается: 15 млн (2027), 10 млн (2028)</w:t>
+              <w:t xml:space="preserve">Не платится, пока доход за год ≤ 20 млн ₽, далее 5%/7% без вычетов или 22% с вычетами. Порог 20 млн ₽ заморожен законом от июля 2026 г. на 2026–2029 гг.; планировавшееся снижение до 15 и 10 млн ₽ отменено</w:t>
             </w:r>
           </w:p>
         </w:tc>

--- a/docs/Eva_Space_Юридическая_карта_ООО_ИТ-статус_риски.docx
+++ b/docs/Eva_Space_Юридическая_карта_ООО_ИТ-статус_риски.docx
@@ -1541,7 +1541,7 @@
                 <w:sz w:val="19"/>
                 <w:szCs w:val="19"/>
               </w:rPr>
-              <w:t xml:space="preserve">ГК РФ ч. 4 (лицензия), ЗоЗПП, 152-ФЗ (ПДн), 149-ФЗ ст. 10.2-1 (рекомендательные технологии)</w:t>
+              <w:t xml:space="preserve">ГК РФ ч. 4 (лицензия), ЗоЗПП, 152-ФЗ (ПДн), 149-ФЗ ст. 10.2-2 (рекомендательные технологии)</w:t>
             </w:r>
           </w:p>
         </w:tc>
@@ -9721,7 +9721,7 @@
                 <w:sz w:val="19"/>
                 <w:szCs w:val="19"/>
               </w:rPr>
-              <w:t xml:space="preserve">149-ФЗ ст. 10.2-1</w:t>
+              <w:t xml:space="preserve">149-ФЗ ст. 10.2-2</w:t>
             </w:r>
           </w:p>
         </w:tc>
